--- a/pano-kizilay-04-cadir-a2.docx
+++ b/pano-kizilay-04-cadir-a2.docx
@@ -9,7 +9,7 @@
       <w:r>
         <w:drawing>
           <wp:inline xmlns:a="http://schemas.openxmlformats.org/drawingml/2006/main" xmlns:pic="http://schemas.openxmlformats.org/drawingml/2006/picture">
-            <wp:extent cx="10656000" cy="7539393"/>
+            <wp:extent cx="10674000" cy="7552129"/>
             <wp:docPr id="1" name="Picture 1"/>
             <wp:cNvGraphicFramePr>
               <a:graphicFrameLocks noChangeAspect="1"/>
@@ -30,7 +30,7 @@
                   <pic:spPr>
                     <a:xfrm>
                       <a:off x="0" y="0"/>
-                      <a:ext cx="10656000" cy="7539393"/>
+                      <a:ext cx="10674000" cy="7552129"/>
                     </a:xfrm>
                     <a:prstGeom prst="rect"/>
                   </pic:spPr>
@@ -58,7 +58,7 @@
       <w:r>
         <w:drawing>
           <wp:inline xmlns:a="http://schemas.openxmlformats.org/drawingml/2006/main" xmlns:pic="http://schemas.openxmlformats.org/drawingml/2006/picture">
-            <wp:extent cx="10656000" cy="7539393"/>
+            <wp:extent cx="10674000" cy="7552129"/>
             <wp:docPr id="2" name="Picture 2"/>
             <wp:cNvGraphicFramePr>
               <a:graphicFrameLocks noChangeAspect="1"/>
@@ -79,7 +79,7 @@
                   <pic:spPr>
                     <a:xfrm>
                       <a:off x="0" y="0"/>
-                      <a:ext cx="10656000" cy="7539393"/>
+                      <a:ext cx="10674000" cy="7552129"/>
                     </a:xfrm>
                     <a:prstGeom prst="rect"/>
                   </pic:spPr>
@@ -107,7 +107,7 @@
       <w:r>
         <w:drawing>
           <wp:inline xmlns:a="http://schemas.openxmlformats.org/drawingml/2006/main" xmlns:pic="http://schemas.openxmlformats.org/drawingml/2006/picture">
-            <wp:extent cx="10656000" cy="7539393"/>
+            <wp:extent cx="10674000" cy="7552129"/>
             <wp:docPr id="3" name="Picture 3"/>
             <wp:cNvGraphicFramePr>
               <a:graphicFrameLocks noChangeAspect="1"/>
@@ -128,7 +128,7 @@
                   <pic:spPr>
                     <a:xfrm>
                       <a:off x="0" y="0"/>
-                      <a:ext cx="10656000" cy="7539393"/>
+                      <a:ext cx="10674000" cy="7552129"/>
                     </a:xfrm>
                     <a:prstGeom prst="rect"/>
                   </pic:spPr>
@@ -156,7 +156,7 @@
       <w:r>
         <w:drawing>
           <wp:inline xmlns:a="http://schemas.openxmlformats.org/drawingml/2006/main" xmlns:pic="http://schemas.openxmlformats.org/drawingml/2006/picture">
-            <wp:extent cx="10656000" cy="7539393"/>
+            <wp:extent cx="10674000" cy="7552129"/>
             <wp:docPr id="4" name="Picture 4"/>
             <wp:cNvGraphicFramePr>
               <a:graphicFrameLocks noChangeAspect="1"/>
@@ -177,7 +177,7 @@
                   <pic:spPr>
                     <a:xfrm>
                       <a:off x="0" y="0"/>
-                      <a:ext cx="10656000" cy="7539393"/>
+                      <a:ext cx="10674000" cy="7552129"/>
                     </a:xfrm>
                     <a:prstGeom prst="rect"/>
                   </pic:spPr>
